--- a/test_output/report.docx
+++ b/test_output/report.docx
@@ -28,12 +28,7 @@
     </w:p>
     <w:p>
       <w:r>
-        <w:t>仙人掌 Agent（XianRenZhang Agent）是一款自主 AI 助手，支持多平台 LLM 接入，并提供丰富的本地工具链，能够完成文件操作、网络搜索、文档生成、代码编辑、Shell 命令执行、浏览器自动化等多种任务。</w:t>
-      </w:r>
-    </w:p>
-    <w:p>
-      <w:r>
-        <w:t>核心能力包括：</w:t>
+        <w:t>本报告针对仙人掌 Agent（XianRenZhang Agent）的核心能力进行自测，涵盖以下方面：</w:t>
       </w:r>
     </w:p>
     <w:p>
@@ -41,7 +36,7 @@
         <w:pStyle w:val="ListBullet"/>
       </w:pPr>
       <w:r>
-        <w:t>文件与目录管理：读写、编辑、搜索等</w:t>
+        <w:t>多平台 LLM 接入：支持 DeepSeek、通义千问、豆包、元宝及本地 Ollama 等平台。</w:t>
       </w:r>
     </w:p>
     <w:p>
@@ -49,7 +44,7 @@
         <w:pStyle w:val="ListBullet"/>
       </w:pPr>
       <w:r>
-        <w:t>文档生成：支持 Word、PPT 等</w:t>
+        <w:t>文件操作能力：支持文件读写、编辑、目录管理、正则搜索与批量查找。</w:t>
       </w:r>
     </w:p>
     <w:p>
@@ -57,7 +52,7 @@
         <w:pStyle w:val="ListBullet"/>
       </w:pPr>
       <w:r>
-        <w:t>网络能力：搜索与网页抓取</w:t>
+        <w:t>任务编排能力：支持任务列表管理、子代理委派与多会话并行执行。</w:t>
       </w:r>
     </w:p>
     <w:p>
@@ -65,7 +60,7 @@
         <w:pStyle w:val="ListBullet"/>
       </w:pPr>
       <w:r>
-        <w:t>任务编排：任务列表与子代理委派</w:t>
+        <w:t>文档生成能力：支持 Word、PPT、PDF 等格式的本地真实生成。</w:t>
       </w:r>
     </w:p>
     <w:p>
@@ -73,23 +68,7 @@
         <w:pStyle w:val="ListBullet"/>
       </w:pPr>
       <w:r>
-        <w:t>权限控制：细粒度权限规则</w:t>
-      </w:r>
-    </w:p>
-    <w:p>
-      <w:pPr>
-        <w:pStyle w:val="ListBullet"/>
-      </w:pPr>
-      <w:r>
-        <w:t>记忆系统：长期记忆存储与检索</w:t>
-      </w:r>
-    </w:p>
-    <w:p>
-      <w:pPr>
-        <w:pStyle w:val="ListBullet"/>
-      </w:pPr>
-      <w:r>
-        <w:t>浏览器自动化：点击、填写、截图等</w:t>
+        <w:t>扩展能力：支持 MCP 协议客户端接入与权限规则管理。</w:t>
       </w:r>
     </w:p>
     <w:p>
@@ -102,37 +81,39 @@
     </w:p>
     <w:p>
       <w:r>
-        <w:t>经过自测，仙人掌 Agent 在以下方面表现稳定：</w:t>
+        <w:t>经过本轮自测，各项功能运行正常：</w:t>
       </w:r>
     </w:p>
     <w:p>
+      <w:pPr>
+        <w:pStyle w:val="ListBullet"/>
+      </w:pPr>
       <w:r>
-        <w:t>1. 工具调用准确性：核心工具按预期执行，错误处理健壮。</w:t>
+        <w:t>工具调用链路通畅，文件写入与文档生成均已在本地真实落盘。</w:t>
       </w:r>
     </w:p>
     <w:p>
+      <w:pPr>
+        <w:pStyle w:val="ListBullet"/>
+      </w:pPr>
       <w:r>
-        <w:t>2. 多轮对话连贯性：能清晰规划步骤，逐步推进。</w:t>
+        <w:t>路径处理正确，用户指定路径可原样使用，不受默认工作目录限制。</w:t>
       </w:r>
     </w:p>
     <w:p>
+      <w:pPr>
+        <w:pStyle w:val="ListBullet"/>
+      </w:pPr>
       <w:r>
-        <w:t>3. 跨平台兼容性：主流 LLM 接入已验证。</w:t>
+        <w:t>中文内容在 Word 文档中正常显示，标题与章节层级结构清晰。</w:t>
       </w:r>
     </w:p>
     <w:p>
+      <w:pPr>
+        <w:pStyle w:val="ListBullet"/>
+      </w:pPr>
       <w:r>
-        <w:t>4. 本地执行效率：响应迅速，无额外网络依赖。</w:t>
-      </w:r>
-    </w:p>
-    <w:p>
-      <w:r>
-        <w:t>5. 自主决策能力：能主动选择合理方案推进任务。</w:t>
-      </w:r>
-    </w:p>
-    <w:p>
-      <w:r>
-        <w:t>当前未发现严重缺陷，系统可用性良好。</w:t>
+        <w:t>未发现阻塞性缺陷，Agent 可稳定完成常见自动化任务。</w:t>
       </w:r>
     </w:p>
     <w:p>
@@ -144,8 +125,11 @@
       </w:r>
     </w:p>
     <w:p>
+      <w:pPr>
+        <w:pStyle w:val="ListBullet"/>
+      </w:pPr>
       <w:r>
-        <w:t>后续工作重点：</w:t>
+        <w:t>扩充平台适配范围，接入更多网页版 AI 与本地模型。</w:t>
       </w:r>
     </w:p>
     <w:p>
@@ -153,7 +137,7 @@
         <w:pStyle w:val="ListBullet"/>
       </w:pPr>
       <w:r>
-        <w:t>扩展工具集：增加对 Excel、PDF 等格式的读写支持。</w:t>
+        <w:t>增强子代理并行调度能力，提升长任务执行效率。</w:t>
       </w:r>
     </w:p>
     <w:p>
@@ -161,7 +145,7 @@
         <w:pStyle w:val="ListBullet"/>
       </w:pPr>
       <w:r>
-        <w:t>增强子代理能力：优化并行效率与结果聚合。</w:t>
+        <w:t>完善记忆系统与对话追溯机制，提升上下文连续性。</w:t>
       </w:r>
     </w:p>
     <w:p>
@@ -169,33 +153,7 @@
         <w:pStyle w:val="ListBullet"/>
       </w:pPr>
       <w:r>
-        <w:t>完善权限管理：提供更细粒度的配置界面。</w:t>
-      </w:r>
-    </w:p>
-    <w:p>
-      <w:pPr>
-        <w:pStyle w:val="ListBullet"/>
-      </w:pPr>
-      <w:r>
-        <w:t>性能调优：优化内存占用和长时间任务执行。</w:t>
-      </w:r>
-    </w:p>
-    <w:p>
-      <w:pPr>
-        <w:pStyle w:val="ListBullet"/>
-      </w:pPr>
-      <w:r>
-        <w:t>用户界面集成：整合核心能力到图形界面。</w:t>
-      </w:r>
-    </w:p>
-    <w:p>
-      <w:r>
-        <w:t>---</w:t>
-      </w:r>
-    </w:p>
-    <w:p>
-      <w:r>
-        <w:t>本报告由仙人掌 Agent 自动生成，时间：2026-08-27</w:t>
+        <w:t>补充异常处理与重试策略，进一步提高任务成功率。</w:t>
       </w:r>
     </w:p>
     <w:sectPr>
